--- a/templates/plano-de-acao.docx
+++ b/templates/plano-de-acao.docx
@@ -1,12 +1,8 @@
 
 <file path=word/document.xml><?xml version="1.0" encoding="utf-8"?>
 <w:document xmlns:wpc="http://schemas.microsoft.com/office/word/2010/wordprocessingCanvas" xmlns:cx="http://schemas.microsoft.com/office/drawing/2014/chartex" xmlns:cx1="http://schemas.microsoft.com/office/drawing/2015/9/8/chartex" xmlns:cx2="http://schemas.microsoft.com/office/drawing/2015/10/21/chartex" xmlns:cx3="http://schemas.microsoft.com/office/drawing/2016/5/9/chartex" xmlns:cx4="http://schemas.microsoft.com/office/drawing/2016/5/10/chartex" xmlns:cx5="http://schemas.microsoft.com/office/drawing/2016/5/11/chartex" xmlns:cx6="http://schemas.microsoft.com/office/drawing/2016/5/12/chartex" xmlns:cx7="http://schemas.microsoft.com/office/drawing/2016/5/13/chartex" xmlns:cx8="http://schemas.microsoft.com/office/drawing/2016/5/14/chartex" xmlns:mc="http://schemas.openxmlformats.org/markup-compatibility/2006" xmlns:aink="http://schemas.microsoft.com/office/drawing/2016/ink" xmlns:am3d="http://schemas.microsoft.com/office/drawing/2017/model3d" xmlns:o="urn:schemas-microsoft-com:office:office" xmlns:oel="http://schemas.microsoft.com/office/2019/extlst" xmlns:r="http://schemas.openxmlformats.org/officeDocument/2006/relationships" xmlns:m="http://schemas.openxmlformats.org/officeDocument/2006/math" xmlns:v="urn:schemas-microsoft-com:vml" xmlns:wp14="http://schemas.microsoft.com/office/word/2010/wordprocessingDrawing" xmlns:wp="http://schemas.openxmlformats.org/drawingml/2006/wordprocessingDrawing" xmlns:w10="urn:schemas-microsoft-com:office:word" xmlns:w="http://schemas.openxmlformats.org/wordprocessingml/2006/main" xmlns:w14="http://schemas.microsoft.com/office/word/2010/wordml" xmlns:w15="http://schemas.microsoft.com/office/word/2012/wordml" xmlns:w16cex="http://schemas.microsoft.com/office/word/2018/wordml/cex" xmlns:w16cid="http://schemas.microsoft.com/office/word/2016/wordml/cid" xmlns:w16="http://schemas.microsoft.com/office/word/2018/wordml" xmlns:w16du="http://schemas.microsoft.com/office/word/2023/wordml/word16du" xmlns:w16sdtdh="http://schemas.microsoft.com/office/word/2020/wordml/sdtdatahash" xmlns:w16sdtfl="http://schemas.microsoft.com/office/word/2024/wordml/sdtformatlock" xmlns:w16se="http://schemas.microsoft.com/office/word/2015/wordml/symex" xmlns:wpg="http://schemas.microsoft.com/office/word/2010/wordprocessingGroup" xmlns:wpi="http://schemas.microsoft.com/office/word/2010/wordprocessingInk" xmlns:wne="http://schemas.microsoft.com/office/word/2006/wordml" xmlns:wps="http://schemas.microsoft.com/office/word/2010/wordprocessingShape" mc:Ignorable="w14 w15 w16se w16cid w16 w16cex w16sdtdh w16sdtfl w16du wp14">
-  <w:background w:color="FFFFFF">
-    <v:background id="_x0000_s1025" o:targetscreensize="1024,768">
-      <v:fill r:id="rId3" o:title="" color2="black" type="frame"/>
-    </v:background>
-  </w:background>
   <w:body>
+    <w:p/>
     <w:p>
       <w:pPr>
         <w:pStyle w:val="Folhatimbrada"/>
@@ -65,6 +61,15 @@
         <w:ind w:left="0"/>
         <w:rPr>
           <w:rFonts w:ascii="Aptos" w:hAnsi="Aptos"/>
+        </w:rPr>
+      </w:pPr>
+    </w:p>
+    <w:p>
+      <w:pPr>
+        <w:pStyle w:val="Folhatimbrada"/>
+        <w:ind w:left="0"/>
+        <w:rPr>
+          <w:rFonts w:ascii="Aptos" w:hAnsi="Aptos"/>
           <w:sz w:val="28"/>
           <w:szCs w:val="28"/>
         </w:rPr>
@@ -77,9 +82,204 @@
           <w:sz w:val="28"/>
           <w:szCs w:val="28"/>
         </w:rPr>
-        <w:t>Título:</w:t>
-      </w:r>
-      <w:r>
+        <w:t xml:space="preserve">Título: </w:t>
+      </w:r>
+      <w:r>
+        <w:rPr>
+          <w:rFonts w:ascii="Aptos" w:hAnsi="Aptos"/>
+          <w:sz w:val="28"/>
+          <w:szCs w:val="28"/>
+        </w:rPr>
+        <w:t>{{titulo}}</w:t>
+      </w:r>
+    </w:p>
+    <w:p>
+      <w:pPr>
+        <w:pStyle w:val="Folhatimbrada"/>
+        <w:ind w:left="0"/>
+        <w:rPr>
+          <w:rFonts w:ascii="Aptos" w:hAnsi="Aptos"/>
+        </w:rPr>
+      </w:pPr>
+    </w:p>
+    <w:p>
+      <w:pPr>
+        <w:pStyle w:val="Folhatimbrada"/>
+        <w:ind w:left="0"/>
+        <w:rPr>
+          <w:rFonts w:ascii="Aptos" w:hAnsi="Aptos"/>
+        </w:rPr>
+      </w:pPr>
+      <w:r>
+        <w:rPr>
+          <w:rFonts w:ascii="Aptos" w:hAnsi="Aptos"/>
+        </w:rPr>
+        <w:t>Responsável: {{responsavel}}</w:t>
+      </w:r>
+      <w:proofErr w:type="spellStart"/>
+      <w:r>
+        <w:rPr>
+          <w:rFonts w:ascii="Aptos" w:hAnsi="Aptos"/>
+        </w:rPr>
+        <w:t/>
+      </w:r>
+      <w:proofErr w:type="spellEnd"/>
+      <w:r>
+        <w:rPr>
+          <w:rFonts w:ascii="Aptos" w:hAnsi="Aptos"/>
+        </w:rPr>
+        <w:t/>
+      </w:r>
+    </w:p>
+    <w:p>
+      <w:pPr>
+        <w:pStyle w:val="Folhatimbrada"/>
+        <w:ind w:left="0"/>
+        <w:rPr>
+          <w:rFonts w:ascii="Aptos" w:hAnsi="Aptos"/>
+        </w:rPr>
+      </w:pPr>
+      <w:r>
+        <w:rPr>
+          <w:rFonts w:ascii="Aptos" w:hAnsi="Aptos"/>
+        </w:rPr>
+        <w:t>Setor responsável: {{setor_responsavel}}</w:t>
+      </w:r>
+      <w:proofErr w:type="spellStart"/>
+      <w:r>
+        <w:rPr>
+          <w:rFonts w:ascii="Aptos" w:hAnsi="Aptos"/>
+        </w:rPr>
+        <w:t/>
+      </w:r>
+      <w:proofErr w:type="spellEnd"/>
+      <w:r>
+        <w:rPr>
+          <w:rFonts w:ascii="Aptos" w:hAnsi="Aptos"/>
+        </w:rPr>
+        <w:t/>
+      </w:r>
+    </w:p>
+    <w:p>
+      <w:pPr>
+        <w:pStyle w:val="Folhatimbrada"/>
+        <w:ind w:left="0"/>
+        <w:rPr>
+          <w:rFonts w:ascii="Aptos" w:hAnsi="Aptos"/>
+        </w:rPr>
+      </w:pPr>
+      <w:r>
+        <w:rPr>
+          <w:rFonts w:ascii="Aptos" w:hAnsi="Aptos"/>
+        </w:rPr>
+        <w:t>Previsão de conclusão: {{previsao_conclusao}}</w:t>
+      </w:r>
+      <w:proofErr w:type="spellStart"/>
+      <w:r>
+        <w:rPr>
+          <w:rFonts w:ascii="Aptos" w:hAnsi="Aptos"/>
+        </w:rPr>
+        <w:t/>
+      </w:r>
+      <w:proofErr w:type="spellEnd"/>
+      <w:r>
+        <w:rPr>
+          <w:rFonts w:ascii="Aptos" w:hAnsi="Aptos"/>
+        </w:rPr>
+        <w:t/>
+      </w:r>
+    </w:p>
+    <w:p>
+      <w:pPr>
+        <w:pStyle w:val="Folhatimbrada"/>
+        <w:ind w:left="0"/>
+        <w:rPr>
+          <w:rFonts w:ascii="Aptos" w:hAnsi="Aptos"/>
+        </w:rPr>
+      </w:pPr>
+      <w:r>
+        <w:rPr>
+          <w:rFonts w:ascii="Aptos" w:hAnsi="Aptos"/>
+        </w:rPr>
+        <w:t>Status atual:{{status}}</w:t>
+      </w:r>
+    </w:p>
+    <w:p>
+      <w:pPr>
+        <w:pStyle w:val="Folhatimbrada"/>
+        <w:ind w:left="0"/>
+        <w:rPr>
+          <w:rFonts w:ascii="Aptos" w:hAnsi="Aptos"/>
+        </w:rPr>
+      </w:pPr>
+    </w:p>
+    <w:p>
+      <w:pPr>
+        <w:pStyle w:val="Folhatimbrada"/>
+        <w:ind w:left="0"/>
+        <w:rPr>
+          <w:rFonts w:ascii="Aptos" w:hAnsi="Aptos"/>
+        </w:rPr>
+      </w:pPr>
+      <w:r>
+        <w:rPr>
+          <w:rFonts w:ascii="Aptos" w:hAnsi="Aptos"/>
+        </w:rPr>
+        <w:t>Modelo:</w:t>
+      </w:r>
+      <w:r>
+        <w:rPr>
+          <w:rFonts w:ascii="Aptos" w:hAnsi="Aptos"/>
+        </w:rPr>
+        <w:t xml:space="preserve"> </w:t>
+      </w:r>
+      <w:r>
+        <w:rPr>
+          <w:rFonts w:ascii="Aptos" w:hAnsi="Aptos"/>
+        </w:rPr>
+        <w:t>{{modelo}}</w:t>
+      </w:r>
+    </w:p>
+    <w:p>
+      <w:pPr>
+        <w:pStyle w:val="Folhatimbrada"/>
+        <w:ind w:left="0"/>
+        <w:rPr>
+          <w:rFonts w:ascii="Aptos" w:hAnsi="Aptos"/>
+        </w:rPr>
+      </w:pPr>
+      <w:r>
+        <w:rPr>
+          <w:rFonts w:ascii="Aptos" w:hAnsi="Aptos"/>
+        </w:rPr>
+        <w:t>Linha:</w:t>
+      </w:r>
+      <w:r>
+        <w:rPr>
+          <w:rFonts w:ascii="Aptos" w:hAnsi="Aptos"/>
+        </w:rPr>
+        <w:t xml:space="preserve"> </w:t>
+      </w:r>
+      <w:r>
+        <w:rPr>
+          <w:rFonts w:ascii="Aptos" w:hAnsi="Aptos"/>
+        </w:rPr>
+        <w:t>{{linha}}</w:t>
+      </w:r>
+    </w:p>
+    <w:p>
+      <w:pPr>
+        <w:pStyle w:val="Folhatimbrada"/>
+        <w:ind w:left="0"/>
+        <w:rPr>
+          <w:rFonts w:ascii="Aptos" w:hAnsi="Aptos"/>
+        </w:rPr>
+      </w:pPr>
+    </w:p>
+    <w:p>
+      <w:pPr>
+        <w:pStyle w:val="Folhatimbrada"/>
+        <w:ind w:left="0"/>
         <w:rPr>
           <w:rFonts w:ascii="Aptos" w:hAnsi="Aptos"/>
           <w:b/>
@@ -87,240 +287,8 @@
           <w:sz w:val="28"/>
           <w:szCs w:val="28"/>
         </w:rPr>
-        <w:t xml:space="preserve"> </w:t>
-      </w:r>
-      <w:r>
-        <w:rPr>
-          <w:rFonts w:ascii="Aptos" w:hAnsi="Aptos"/>
-          <w:sz w:val="28"/>
-          <w:szCs w:val="28"/>
-        </w:rPr>
-        <w:t>{{titulo}}</w:t>
-      </w:r>
-    </w:p>
-    <w:p>
-      <w:pPr>
-        <w:pStyle w:val="Folhatimbrada"/>
-        <w:ind w:left="0"/>
-        <w:rPr>
-          <w:rFonts w:ascii="Aptos" w:hAnsi="Aptos"/>
-        </w:rPr>
-      </w:pPr>
-    </w:p>
-    <w:p>
-      <w:pPr>
-        <w:pStyle w:val="Folhatimbrada"/>
-        <w:ind w:left="0"/>
-        <w:rPr>
-          <w:rFonts w:ascii="Aptos" w:hAnsi="Aptos"/>
-        </w:rPr>
-      </w:pPr>
-      <w:r>
-        <w:rPr>
-          <w:rFonts w:ascii="Aptos" w:hAnsi="Aptos"/>
-        </w:rPr>
-        <w:t>Responsável: {{responsavel}}</w:t>
-      </w:r>
-      <w:r>
-        <w:rPr>
-          <w:rFonts w:ascii="Aptos" w:hAnsi="Aptos"/>
-        </w:rPr>
-        <w:t xml:space="preserve"/>
-      </w:r>
-      <w:r>
-        <w:rPr>
-          <w:rFonts w:ascii="Aptos" w:hAnsi="Aptos"/>
-        </w:rPr>
-        <w:t/>
-      </w:r>
-      <w:proofErr w:type="spellStart"/>
-      <w:r>
-        <w:rPr>
-          <w:rFonts w:ascii="Aptos" w:hAnsi="Aptos"/>
-        </w:rPr>
-        <w:t/>
-      </w:r>
-      <w:proofErr w:type="spellEnd"/>
-      <w:r>
-        <w:rPr>
-          <w:rFonts w:ascii="Aptos" w:hAnsi="Aptos"/>
-        </w:rPr>
-        <w:t/>
-      </w:r>
-    </w:p>
-    <w:p>
-      <w:pPr>
-        <w:pStyle w:val="Folhatimbrada"/>
-        <w:ind w:left="0"/>
-        <w:rPr>
-          <w:rFonts w:ascii="Aptos" w:hAnsi="Aptos"/>
-        </w:rPr>
-      </w:pPr>
-      <w:r>
-        <w:rPr>
-          <w:rFonts w:ascii="Aptos" w:hAnsi="Aptos"/>
-        </w:rPr>
-        <w:t>Setor responsável: {{setor_responsavel}}</w:t>
-      </w:r>
-      <w:r>
-        <w:rPr>
-          <w:rFonts w:ascii="Aptos" w:hAnsi="Aptos"/>
-        </w:rPr>
-        <w:t xml:space="preserve"/>
-      </w:r>
-      <w:r>
-        <w:rPr>
-          <w:rFonts w:ascii="Aptos" w:hAnsi="Aptos"/>
-        </w:rPr>
-        <w:t/>
-      </w:r>
-      <w:proofErr w:type="spellStart"/>
-      <w:r>
-        <w:rPr>
-          <w:rFonts w:ascii="Aptos" w:hAnsi="Aptos"/>
-        </w:rPr>
-        <w:t/>
-      </w:r>
-      <w:proofErr w:type="spellEnd"/>
-      <w:r>
-        <w:rPr>
-          <w:rFonts w:ascii="Aptos" w:hAnsi="Aptos"/>
-        </w:rPr>
-        <w:t/>
-      </w:r>
-    </w:p>
-    <w:p>
-      <w:pPr>
-        <w:pStyle w:val="Folhatimbrada"/>
-        <w:ind w:left="0"/>
-        <w:rPr>
-          <w:rFonts w:ascii="Aptos" w:hAnsi="Aptos"/>
-        </w:rPr>
-      </w:pPr>
-      <w:r>
-        <w:rPr>
-          <w:rFonts w:ascii="Aptos" w:hAnsi="Aptos"/>
-        </w:rPr>
-        <w:t>Previsão de conclusão: {{previsao_conclusao}}</w:t>
-      </w:r>
-      <w:r>
-        <w:rPr>
-          <w:rFonts w:ascii="Aptos" w:hAnsi="Aptos"/>
-        </w:rPr>
-        <w:t xml:space="preserve"/>
-      </w:r>
-      <w:r>
-        <w:rPr>
-          <w:rFonts w:ascii="Aptos" w:hAnsi="Aptos"/>
-        </w:rPr>
-        <w:t/>
-      </w:r>
-      <w:proofErr w:type="spellStart"/>
-      <w:r>
-        <w:rPr>
-          <w:rFonts w:ascii="Aptos" w:hAnsi="Aptos"/>
-        </w:rPr>
-        <w:t/>
-      </w:r>
-      <w:proofErr w:type="spellEnd"/>
-      <w:r>
-        <w:rPr>
-          <w:rFonts w:ascii="Aptos" w:hAnsi="Aptos"/>
-        </w:rPr>
-        <w:t/>
-      </w:r>
-    </w:p>
-    <w:p>
-      <w:pPr>
-        <w:pStyle w:val="Folhatimbrada"/>
-        <w:ind w:left="0"/>
-        <w:rPr>
-          <w:rFonts w:ascii="Aptos" w:hAnsi="Aptos"/>
-        </w:rPr>
-      </w:pPr>
-      <w:r>
-        <w:rPr>
-          <w:rFonts w:ascii="Aptos" w:hAnsi="Aptos"/>
-        </w:rPr>
-        <w:t>Status atual:{{status}}</w:t>
-      </w:r>
-    </w:p>
-    <w:p>
-      <w:pPr>
-        <w:pStyle w:val="Folhatimbrada"/>
-        <w:ind w:left="0"/>
-        <w:rPr>
-          <w:rFonts w:ascii="Aptos" w:hAnsi="Aptos"/>
-        </w:rPr>
-      </w:pPr>
-    </w:p>
-    <w:p>
-      <w:pPr>
-        <w:pStyle w:val="Folhatimbrada"/>
-        <w:ind w:left="0"/>
-        <w:rPr>
-          <w:rFonts w:ascii="Aptos" w:hAnsi="Aptos"/>
-        </w:rPr>
-      </w:pPr>
-      <w:r>
-        <w:rPr>
-          <w:rFonts w:ascii="Aptos" w:hAnsi="Aptos"/>
-        </w:rPr>
-        <w:t>Modelo:</w:t>
-      </w:r>
-      <w:r>
-        <w:rPr>
-          <w:rFonts w:ascii="Aptos" w:hAnsi="Aptos"/>
-        </w:rPr>
-        <w:t xml:space="preserve"> </w:t>
-      </w:r>
-      <w:r>
-        <w:rPr>
-          <w:rFonts w:ascii="Aptos" w:hAnsi="Aptos"/>
-        </w:rPr>
-        <w:t>{{modelo}}</w:t>
-      </w:r>
-    </w:p>
-    <w:p>
-      <w:pPr>
-        <w:pStyle w:val="Folhatimbrada"/>
-        <w:ind w:left="0"/>
-        <w:rPr>
-          <w:rFonts w:ascii="Aptos" w:hAnsi="Aptos"/>
-        </w:rPr>
-      </w:pPr>
-      <w:r>
-        <w:rPr>
-          <w:rFonts w:ascii="Aptos" w:hAnsi="Aptos"/>
-        </w:rPr>
-        <w:t>Linha:</w:t>
-      </w:r>
-      <w:r>
-        <w:rPr>
-          <w:rFonts w:ascii="Aptos" w:hAnsi="Aptos"/>
-        </w:rPr>
-        <w:t xml:space="preserve"> </w:t>
-      </w:r>
-      <w:r>
-        <w:rPr>
-          <w:rFonts w:ascii="Aptos" w:hAnsi="Aptos"/>
-        </w:rPr>
-        <w:t>{{linha}}</w:t>
-      </w:r>
-    </w:p>
-    <w:p>
-      <w:pPr>
-        <w:pStyle w:val="Folhatimbrada"/>
-        <w:ind w:left="0"/>
-        <w:rPr>
-          <w:rFonts w:ascii="Aptos" w:hAnsi="Aptos"/>
-        </w:rPr>
-      </w:pPr>
-    </w:p>
-    <w:p>
-      <w:pPr>
-        <w:pStyle w:val="Folhatimbrada"/>
-        <w:ind w:left="0"/>
+      </w:pPr>
+      <w:r>
         <w:rPr>
           <w:rFonts w:ascii="Aptos" w:hAnsi="Aptos"/>
           <w:b/>
@@ -328,8 +296,59 @@
           <w:sz w:val="28"/>
           <w:szCs w:val="28"/>
         </w:rPr>
-      </w:pPr>
-      <w:r>
+        <w:t>Descrição:</w:t>
+      </w:r>
+    </w:p>
+    <w:p>
+      <w:pPr>
+        <w:pStyle w:val="Folhatimbrada"/>
+        <w:ind w:left="0"/>
+        <w:rPr>
+          <w:rFonts w:ascii="Aptos" w:hAnsi="Aptos"/>
+          <w:sz w:val="28"/>
+          <w:szCs w:val="28"/>
+        </w:rPr>
+      </w:pPr>
+      <w:r>
+        <w:rPr>
+          <w:rFonts w:ascii="Aptos" w:hAnsi="Aptos"/>
+          <w:sz w:val="28"/>
+          <w:szCs w:val="28"/>
+        </w:rPr>
+        <w:t>{{descricao}}</w:t>
+      </w:r>
+      <w:proofErr w:type="spellStart"/>
+      <w:r>
+        <w:rPr>
+          <w:rFonts w:ascii="Aptos" w:hAnsi="Aptos"/>
+          <w:sz w:val="28"/>
+          <w:szCs w:val="28"/>
+        </w:rPr>
+        <w:t/>
+      </w:r>
+      <w:proofErr w:type="spellEnd"/>
+      <w:r>
+        <w:rPr>
+          <w:rFonts w:ascii="Aptos" w:hAnsi="Aptos"/>
+          <w:sz w:val="28"/>
+          <w:szCs w:val="28"/>
+        </w:rPr>
+        <w:t/>
+      </w:r>
+    </w:p>
+    <w:p>
+      <w:pPr>
+        <w:pStyle w:val="Folhatimbrada"/>
+        <w:ind w:left="0"/>
+        <w:rPr>
+          <w:rFonts w:ascii="Aptos" w:hAnsi="Aptos"/>
+        </w:rPr>
+      </w:pPr>
+    </w:p>
+    <w:p>
+      <w:pPr>
+        <w:pStyle w:val="Folhatimbrada"/>
+        <w:ind w:left="0"/>
         <w:rPr>
           <w:rFonts w:ascii="Aptos" w:hAnsi="Aptos"/>
           <w:b/>
@@ -337,59 +356,8 @@
           <w:sz w:val="28"/>
           <w:szCs w:val="28"/>
         </w:rPr>
-        <w:t>Descrição:</w:t>
-      </w:r>
-    </w:p>
-    <w:p>
-      <w:pPr>
-        <w:pStyle w:val="Folhatimbrada"/>
-        <w:ind w:left="0"/>
-        <w:rPr>
-          <w:rFonts w:ascii="Aptos" w:hAnsi="Aptos"/>
-          <w:sz w:val="28"/>
-          <w:szCs w:val="28"/>
-        </w:rPr>
-      </w:pPr>
-      <w:r>
-        <w:rPr>
-          <w:rFonts w:ascii="Aptos" w:hAnsi="Aptos"/>
-          <w:sz w:val="28"/>
-          <w:szCs w:val="28"/>
-        </w:rPr>
-        <w:t>{{descricao}}</w:t>
-      </w:r>
-      <w:proofErr w:type="spellStart"/>
-      <w:r>
-        <w:rPr>
-          <w:rFonts w:ascii="Aptos" w:hAnsi="Aptos"/>
-          <w:sz w:val="28"/>
-          <w:szCs w:val="28"/>
-        </w:rPr>
-        <w:t/>
-      </w:r>
-      <w:proofErr w:type="spellEnd"/>
-      <w:r>
-        <w:rPr>
-          <w:rFonts w:ascii="Aptos" w:hAnsi="Aptos"/>
-          <w:sz w:val="28"/>
-          <w:szCs w:val="28"/>
-        </w:rPr>
-        <w:t/>
-      </w:r>
-    </w:p>
-    <w:p>
-      <w:pPr>
-        <w:pStyle w:val="Folhatimbrada"/>
-        <w:ind w:left="0"/>
-        <w:rPr>
-          <w:rFonts w:ascii="Aptos" w:hAnsi="Aptos"/>
-        </w:rPr>
-      </w:pPr>
-    </w:p>
-    <w:p>
-      <w:pPr>
-        <w:pStyle w:val="Folhatimbrada"/>
-        <w:ind w:left="0"/>
+      </w:pPr>
+      <w:r>
         <w:rPr>
           <w:rFonts w:ascii="Aptos" w:hAnsi="Aptos"/>
           <w:b/>
@@ -397,93 +365,82 @@
           <w:sz w:val="28"/>
           <w:szCs w:val="28"/>
         </w:rPr>
-      </w:pPr>
-      <w:r>
+        <w:t>Solução:</w:t>
+      </w:r>
+    </w:p>
+    <w:p>
+      <w:pPr>
+        <w:pStyle w:val="Folhatimbrada"/>
+        <w:ind w:left="0"/>
+        <w:rPr>
+          <w:rFonts w:ascii="Aptos" w:hAnsi="Aptos"/>
+        </w:rPr>
+      </w:pPr>
+      <w:r>
+        <w:t>{{solucao}}</w:t>
+      </w:r>
+    </w:p>
+    <w:p>
+      <w:pPr>
+        <w:pStyle w:val="Folhatimbrada"/>
+        <w:ind w:left="0"/>
+        <w:rPr>
+          <w:rFonts w:ascii="Aptos" w:hAnsi="Aptos"/>
+        </w:rPr>
+      </w:pPr>
+    </w:p>
+    <w:p>
+      <w:pPr>
+        <w:pStyle w:val="Folhatimbrada"/>
+        <w:ind w:left="0"/>
+        <w:rPr>
+          <w:rFonts w:ascii="Aptos" w:hAnsi="Aptos"/>
+        </w:rPr>
+      </w:pPr>
+    </w:p>
+    <w:p>
+      <w:pPr>
+        <w:pStyle w:val="Folhatimbrada"/>
+        <w:ind w:left="0"/>
+        <w:rPr>
+          <w:rFonts w:ascii="Aptos" w:hAnsi="Aptos"/>
+        </w:rPr>
+      </w:pPr>
+    </w:p>
+    <w:p>
+      <w:pPr>
+        <w:pStyle w:val="Folhatimbrada"/>
+        <w:ind w:left="0"/>
+        <w:rPr>
+          <w:rFonts w:ascii="Aptos" w:hAnsi="Aptos"/>
+        </w:rPr>
+      </w:pPr>
+    </w:p>
+    <w:p>
+      <w:pPr>
+        <w:pStyle w:val="Folhatimbrada"/>
+        <w:ind w:left="0"/>
+        <w:rPr>
+          <w:rFonts w:ascii="Aptos" w:hAnsi="Aptos"/>
+        </w:rPr>
+      </w:pPr>
+    </w:p>
+    <w:p>
+      <w:pPr>
+        <w:pStyle w:val="Folhatimbrada"/>
+        <w:ind w:left="0"/>
         <w:rPr>
           <w:rFonts w:ascii="Aptos" w:hAnsi="Aptos"/>
           <w:b/>
           <w:bCs/>
-          <w:sz w:val="28"/>
-          <w:szCs w:val="28"/>
-        </w:rPr>
-        <w:t>Solução:</w:t>
-      </w:r>
-    </w:p>
-    <w:p>
-      <w:r>
-        <w:t>{{solucao}}</w:t>
-      </w:r>
-    </w:p>
-    <w:p>
-      <w:pPr>
-        <w:pStyle w:val="Folhatimbrada"/>
-        <w:ind w:left="0"/>
-        <w:rPr>
-          <w:rFonts w:ascii="Aptos" w:hAnsi="Aptos"/>
-        </w:rPr>
-      </w:pPr>
-    </w:p>
-    <w:p>
-      <w:pPr>
-        <w:pStyle w:val="Folhatimbrada"/>
-        <w:ind w:left="0"/>
-        <w:rPr>
-          <w:rFonts w:ascii="Aptos" w:hAnsi="Aptos"/>
-        </w:rPr>
-      </w:pPr>
-    </w:p>
-    <w:p>
-      <w:pPr>
-        <w:pStyle w:val="Folhatimbrada"/>
-        <w:ind w:left="0"/>
-        <w:rPr>
-          <w:rFonts w:ascii="Aptos" w:hAnsi="Aptos"/>
-        </w:rPr>
-      </w:pPr>
-    </w:p>
-    <w:p>
-      <w:pPr>
-        <w:pStyle w:val="Folhatimbrada"/>
-        <w:ind w:left="0"/>
-        <w:rPr>
-          <w:rFonts w:ascii="Aptos" w:hAnsi="Aptos"/>
-        </w:rPr>
-      </w:pPr>
-    </w:p>
-    <w:p>
-      <w:pPr>
-        <w:pStyle w:val="Folhatimbrada"/>
-        <w:ind w:left="0"/>
-        <w:rPr>
-          <w:rFonts w:ascii="Aptos" w:hAnsi="Aptos"/>
-        </w:rPr>
-      </w:pPr>
-    </w:p>
-    <w:p>
-      <w:pPr>
-        <w:pStyle w:val="Folhatimbrada"/>
-        <w:ind w:left="0"/>
-        <w:rPr>
-          <w:rFonts w:ascii="Aptos" w:hAnsi="Aptos"/>
-        </w:rPr>
-      </w:pPr>
-    </w:p>
-    <w:p>
-      <w:pPr>
-        <w:pStyle w:val="Folhatimbrada"/>
-        <w:ind w:left="0"/>
+        </w:rPr>
+      </w:pPr>
+      <w:r>
         <w:rPr>
           <w:rFonts w:ascii="Aptos" w:hAnsi="Aptos"/>
           <w:b/>
           <w:bCs/>
         </w:rPr>
-      </w:pPr>
-      <w:r>
-        <w:rPr>
-          <w:rFonts w:ascii="Aptos" w:hAnsi="Aptos"/>
-          <w:b/>
-          <w:bCs/>
-        </w:rPr>
         <w:t>Comentários:</w:t>
       </w:r>
     </w:p>
@@ -515,42 +472,6 @@
         </w:rPr>
         <w:t/>
       </w:r>
-    </w:p>
-    <w:p>
-      <w:pPr>
-        <w:pStyle w:val="Folhatimbrada"/>
-        <w:ind w:left="0"/>
-        <w:rPr>
-          <w:rFonts w:ascii="Aptos" w:hAnsi="Aptos"/>
-        </w:rPr>
-      </w:pPr>
-    </w:p>
-    <w:p>
-      <w:pPr>
-        <w:pStyle w:val="Folhatimbrada"/>
-        <w:ind w:left="0"/>
-        <w:rPr>
-          <w:rFonts w:ascii="Aptos" w:hAnsi="Aptos"/>
-        </w:rPr>
-      </w:pPr>
-    </w:p>
-    <w:p>
-      <w:pPr>
-        <w:pStyle w:val="Folhatimbrada"/>
-        <w:ind w:left="0"/>
-        <w:rPr>
-          <w:rFonts w:ascii="Aptos" w:hAnsi="Aptos"/>
-        </w:rPr>
-      </w:pPr>
-    </w:p>
-    <w:p>
-      <w:pPr>
-        <w:pStyle w:val="Folhatimbrada"/>
-        <w:ind w:left="0"/>
-        <w:rPr>
-          <w:rFonts w:ascii="Aptos" w:hAnsi="Aptos"/>
-        </w:rPr>
-      </w:pPr>
     </w:p>
     <w:p>
       <w:pPr>
@@ -691,20 +612,17 @@
         <w:t/>
       </w:r>
     </w:p>
-    <w:p>
-      <w:pPr>
-        <w:pStyle w:val="Folhatimbrada"/>
-        <w:ind w:left="0"/>
-        <w:rPr>
-          <w:rFonts w:ascii="Aptos" w:hAnsi="Aptos"/>
-        </w:rPr>
-      </w:pPr>
-    </w:p>
     <w:sectPr>
-      <w:footerReference w:type="default" r:id="rId8"/>
+      <w:headerReference w:type="even" r:id="rId6"/>
+      <w:headerReference w:type="default" r:id="rId7"/>
+      <w:footerReference w:type="even" r:id="rId8"/>
+      <w:footerReference w:type="default" r:id="rId9"/>
+      <w:headerReference w:type="first" r:id="rId10"/>
+      <w:footerReference w:type="first" r:id="rId11"/>
       <w:pgSz w:w="11906" w:h="16838"/>
-      <w:pgMar w:top="1693" w:right="1134" w:bottom="1134" w:left="1134" w:header="1134" w:footer="720" w:gutter="0"/>
-      <w:cols w:space="720"/>
+      <w:pgMar w:top="1417" w:right="1701" w:bottom="1417" w:left="1701" w:header="426" w:footer="708" w:gutter="0"/>
+      <w:cols w:space="708"/>
+      <w:docGrid w:linePitch="360"/>
     </w:sectPr>
   </w:body>
 </w:document>
@@ -714,6 +632,9 @@
 <w:endnotes xmlns:wpc="http://schemas.microsoft.com/office/word/2010/wordprocessingCanvas" xmlns:cx="http://schemas.microsoft.com/office/drawing/2014/chartex" xmlns:cx1="http://schemas.microsoft.com/office/drawing/2015/9/8/chartex" xmlns:cx2="http://schemas.microsoft.com/office/drawing/2015/10/21/chartex" xmlns:cx3="http://schemas.microsoft.com/office/drawing/2016/5/9/chartex" xmlns:cx4="http://schemas.microsoft.com/office/drawing/2016/5/10/chartex" xmlns:cx5="http://schemas.microsoft.com/office/drawing/2016/5/11/chartex" xmlns:cx6="http://schemas.microsoft.com/office/drawing/2016/5/12/chartex" xmlns:cx7="http://schemas.microsoft.com/office/drawing/2016/5/13/chartex" xmlns:cx8="http://schemas.microsoft.com/office/drawing/2016/5/14/chartex" xmlns:mc="http://schemas.openxmlformats.org/markup-compatibility/2006" xmlns:aink="http://schemas.microsoft.com/office/drawing/2016/ink" xmlns:am3d="http://schemas.microsoft.com/office/drawing/2017/model3d" xmlns:o="urn:schemas-microsoft-com:office:office" xmlns:oel="http://schemas.microsoft.com/office/2019/extlst" xmlns:r="http://schemas.openxmlformats.org/officeDocument/2006/relationships" xmlns:m="http://schemas.openxmlformats.org/officeDocument/2006/math" xmlns:v="urn:schemas-microsoft-com:vml" xmlns:wp14="http://schemas.microsoft.com/office/word/2010/wordprocessingDrawing" xmlns:wp="http://schemas.openxmlformats.org/drawingml/2006/wordprocessingDrawing" xmlns:w10="urn:schemas-microsoft-com:office:word" xmlns:w="http://schemas.openxmlformats.org/wordprocessingml/2006/main" xmlns:w14="http://schemas.microsoft.com/office/word/2010/wordml" xmlns:w15="http://schemas.microsoft.com/office/word/2012/wordml" xmlns:w16cex="http://schemas.microsoft.com/office/word/2018/wordml/cex" xmlns:w16cid="http://schemas.microsoft.com/office/word/2016/wordml/cid" xmlns:w16="http://schemas.microsoft.com/office/word/2018/wordml" xmlns:w16du="http://schemas.microsoft.com/office/word/2023/wordml/word16du" xmlns:w16sdtdh="http://schemas.microsoft.com/office/word/2020/wordml/sdtdatahash" xmlns:w16sdtfl="http://schemas.microsoft.com/office/word/2024/wordml/sdtformatlock" xmlns:w16se="http://schemas.microsoft.com/office/word/2015/wordml/symex" xmlns:wpg="http://schemas.microsoft.com/office/word/2010/wordprocessingGroup" xmlns:wpi="http://schemas.microsoft.com/office/word/2010/wordprocessingInk" xmlns:wne="http://schemas.microsoft.com/office/word/2006/wordml" xmlns:wps="http://schemas.microsoft.com/office/word/2010/wordprocessingShape" mc:Ignorable="w14 w15 w16se w16cid w16 w16cex w16sdtdh w16sdtfl w16du wp14">
   <w:endnote w:type="separator" w:id="-1">
     <w:p>
+      <w:pPr>
+        <w:spacing w:after="0" w:line="240" w:lineRule="auto"/>
+      </w:pPr>
       <w:r>
         <w:separator/>
       </w:r>
@@ -721,6 +642,9 @@
   </w:endnote>
   <w:endnote w:type="continuationSeparator" w:id="0">
     <w:p>
+      <w:pPr>
+        <w:spacing w:after="0" w:line="240" w:lineRule="auto"/>
+      </w:pPr>
       <w:r>
         <w:continuationSeparator/>
       </w:r>
@@ -734,24 +658,122 @@
   <w:p>
     <w:pPr>
       <w:pStyle w:val="Rodap"/>
-      <w:jc w:val="right"/>
+    </w:pPr>
+  </w:p>
+</w:ftr>
+</file>
+
+<file path=word/footer2.xml><?xml version="1.0" encoding="utf-8"?>
+<w:ftr xmlns:wpc="http://schemas.microsoft.com/office/word/2010/wordprocessingCanvas" xmlns:cx="http://schemas.microsoft.com/office/drawing/2014/chartex" xmlns:cx1="http://schemas.microsoft.com/office/drawing/2015/9/8/chartex" xmlns:cx2="http://schemas.microsoft.com/office/drawing/2015/10/21/chartex" xmlns:cx3="http://schemas.microsoft.com/office/drawing/2016/5/9/chartex" xmlns:cx4="http://schemas.microsoft.com/office/drawing/2016/5/10/chartex" xmlns:cx5="http://schemas.microsoft.com/office/drawing/2016/5/11/chartex" xmlns:cx6="http://schemas.microsoft.com/office/drawing/2016/5/12/chartex" xmlns:cx7="http://schemas.microsoft.com/office/drawing/2016/5/13/chartex" xmlns:cx8="http://schemas.microsoft.com/office/drawing/2016/5/14/chartex" xmlns:mc="http://schemas.openxmlformats.org/markup-compatibility/2006" xmlns:aink="http://schemas.microsoft.com/office/drawing/2016/ink" xmlns:am3d="http://schemas.microsoft.com/office/drawing/2017/model3d" xmlns:o="urn:schemas-microsoft-com:office:office" xmlns:oel="http://schemas.microsoft.com/office/2019/extlst" xmlns:r="http://schemas.openxmlformats.org/officeDocument/2006/relationships" xmlns:m="http://schemas.openxmlformats.org/officeDocument/2006/math" xmlns:v="urn:schemas-microsoft-com:vml" xmlns:wp14="http://schemas.microsoft.com/office/word/2010/wordprocessingDrawing" xmlns:wp="http://schemas.openxmlformats.org/drawingml/2006/wordprocessingDrawing" xmlns:w10="urn:schemas-microsoft-com:office:word" xmlns:w="http://schemas.openxmlformats.org/wordprocessingml/2006/main" xmlns:w14="http://schemas.microsoft.com/office/word/2010/wordml" xmlns:w15="http://schemas.microsoft.com/office/word/2012/wordml" xmlns:w16cex="http://schemas.microsoft.com/office/word/2018/wordml/cex" xmlns:w16cid="http://schemas.microsoft.com/office/word/2016/wordml/cid" xmlns:w16="http://schemas.microsoft.com/office/word/2018/wordml" xmlns:w16du="http://schemas.microsoft.com/office/word/2023/wordml/word16du" xmlns:w16sdtdh="http://schemas.microsoft.com/office/word/2020/wordml/sdtdatahash" xmlns:w16sdtfl="http://schemas.microsoft.com/office/word/2024/wordml/sdtformatlock" xmlns:w16se="http://schemas.microsoft.com/office/word/2015/wordml/symex" xmlns:wpg="http://schemas.microsoft.com/office/word/2010/wordprocessingGroup" xmlns:wpi="http://schemas.microsoft.com/office/word/2010/wordprocessingInk" xmlns:wne="http://schemas.microsoft.com/office/word/2006/wordml" xmlns:wps="http://schemas.microsoft.com/office/word/2010/wordprocessingShape" mc:Ignorable="w14 w15 w16se w16cid w16 w16cex w16sdtdh w16sdtfl w16du wp14">
+  <w:p>
+    <w:pPr>
+      <w:pStyle w:val="Rodap"/>
+      <w:rPr>
+        <w:b/>
+        <w:color w:val="808080" w:themeColor="background1" w:themeShade="80"/>
+        <w:sz w:val="24"/>
+        <w:szCs w:val="24"/>
+      </w:rPr>
     </w:pPr>
     <w:r>
-      <w:fldChar w:fldCharType="begin"/>
+      <w:rPr>
+        <w:noProof/>
+        <w:lang w:eastAsia="pt-BR"/>
+      </w:rPr>
+      <mc:AlternateContent>
+        <mc:Choice Requires="wps">
+          <w:drawing>
+            <wp:anchor distT="0" distB="0" distL="114300" distR="114300" simplePos="0" relativeHeight="251659264" behindDoc="0" locked="0" layoutInCell="1" allowOverlap="1" wp14:anchorId="47DC778F" wp14:editId="6FE380FD">
+              <wp:simplePos x="0" y="0"/>
+              <wp:positionH relativeFrom="column">
+                <wp:posOffset>152400</wp:posOffset>
+              </wp:positionH>
+              <wp:positionV relativeFrom="paragraph">
+                <wp:posOffset>109694</wp:posOffset>
+              </wp:positionV>
+              <wp:extent cx="3978323" cy="6824"/>
+              <wp:effectExtent l="0" t="0" r="22225" b="31750"/>
+              <wp:wrapNone/>
+              <wp:docPr id="5" name="Conector reto 5"/>
+              <wp:cNvGraphicFramePr/>
+              <a:graphic xmlns:a="http://schemas.openxmlformats.org/drawingml/2006/main">
+                <a:graphicData uri="http://schemas.microsoft.com/office/word/2010/wordprocessingShape">
+                  <wps:wsp>
+                    <wps:cNvCnPr/>
+                    <wps:spPr>
+                      <a:xfrm flipV="1">
+                        <a:off x="0" y="0"/>
+                        <a:ext cx="3978323" cy="6824"/>
+                      </a:xfrm>
+                      <a:prstGeom prst="line">
+                        <a:avLst/>
+                      </a:prstGeom>
+                      <a:ln>
+                        <a:solidFill>
+                          <a:srgbClr val="FF0000"/>
+                        </a:solidFill>
+                      </a:ln>
+                    </wps:spPr>
+                    <wps:style>
+                      <a:lnRef idx="3">
+                        <a:schemeClr val="accent2"/>
+                      </a:lnRef>
+                      <a:fillRef idx="0">
+                        <a:schemeClr val="accent2"/>
+                      </a:fillRef>
+                      <a:effectRef idx="2">
+                        <a:schemeClr val="accent2"/>
+                      </a:effectRef>
+                      <a:fontRef idx="minor">
+                        <a:schemeClr val="tx1"/>
+                      </a:fontRef>
+                    </wps:style>
+                    <wps:bodyPr/>
+                  </wps:wsp>
+                </a:graphicData>
+              </a:graphic>
+              <wp14:sizeRelH relativeFrom="margin">
+                <wp14:pctWidth>0</wp14:pctWidth>
+              </wp14:sizeRelH>
+            </wp:anchor>
+          </w:drawing>
+        </mc:Choice>
+        <mc:Fallback>
+          <w:pict>
+            <v:line w14:anchorId="20C02174" id="Conector reto 5" o:spid="_x0000_s1026" style="position:absolute;flip:y;z-index:251659264;visibility:visible;mso-wrap-style:square;mso-width-percent:0;mso-wrap-distance-left:9pt;mso-wrap-distance-top:0;mso-wrap-distance-right:9pt;mso-wrap-distance-bottom:0;mso-position-horizontal:absolute;mso-position-horizontal-relative:text;mso-position-vertical:absolute;mso-position-vertical-relative:text;mso-width-percent:0;mso-width-relative:margin" from="12pt,8.65pt" to="325.25pt,9.2pt" o:gfxdata="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" strokecolor="red" strokeweight="1.5pt">
+              <v:stroke joinstyle="miter"/>
+            </v:line>
+          </w:pict>
+        </mc:Fallback>
+      </mc:AlternateContent>
     </w:r>
     <w:r>
-      <w:instrText>PAGE   \* MERGEFORMAT</w:instrText>
+      <w:t xml:space="preserve">                                                                                                                                           </w:t>
     </w:r>
     <w:r>
-      <w:fldChar w:fldCharType="separate"/>
+      <w:rPr>
+        <w:b/>
+        <w:color w:val="808080" w:themeColor="background1" w:themeShade="80"/>
+        <w:sz w:val="24"/>
+        <w:szCs w:val="24"/>
+      </w:rPr>
+      <w:t>ISO 9001 | 20</w:t>
     </w:r>
     <w:r>
-      <w:t>2</w:t>
-    </w:r>
-    <w:r>
-      <w:fldChar w:fldCharType="end"/>
+      <w:rPr>
+        <w:b/>
+        <w:color w:val="808080" w:themeColor="background1" w:themeShade="80"/>
+        <w:sz w:val="24"/>
+        <w:szCs w:val="24"/>
+      </w:rPr>
+      <w:t>26</w:t>
     </w:r>
   </w:p>
+</w:ftr>
+</file>
+
+<file path=word/footer3.xml><?xml version="1.0" encoding="utf-8"?>
+<w:ftr xmlns:wpc="http://schemas.microsoft.com/office/word/2010/wordprocessingCanvas" xmlns:cx="http://schemas.microsoft.com/office/drawing/2014/chartex" xmlns:cx1="http://schemas.microsoft.com/office/drawing/2015/9/8/chartex" xmlns:cx2="http://schemas.microsoft.com/office/drawing/2015/10/21/chartex" xmlns:cx3="http://schemas.microsoft.com/office/drawing/2016/5/9/chartex" xmlns:cx4="http://schemas.microsoft.com/office/drawing/2016/5/10/chartex" xmlns:cx5="http://schemas.microsoft.com/office/drawing/2016/5/11/chartex" xmlns:cx6="http://schemas.microsoft.com/office/drawing/2016/5/12/chartex" xmlns:cx7="http://schemas.microsoft.com/office/drawing/2016/5/13/chartex" xmlns:cx8="http://schemas.microsoft.com/office/drawing/2016/5/14/chartex" xmlns:mc="http://schemas.openxmlformats.org/markup-compatibility/2006" xmlns:aink="http://schemas.microsoft.com/office/drawing/2016/ink" xmlns:am3d="http://schemas.microsoft.com/office/drawing/2017/model3d" xmlns:o="urn:schemas-microsoft-com:office:office" xmlns:oel="http://schemas.microsoft.com/office/2019/extlst" xmlns:r="http://schemas.openxmlformats.org/officeDocument/2006/relationships" xmlns:m="http://schemas.openxmlformats.org/officeDocument/2006/math" xmlns:v="urn:schemas-microsoft-com:vml" xmlns:wp14="http://schemas.microsoft.com/office/word/2010/wordprocessingDrawing" xmlns:wp="http://schemas.openxmlformats.org/drawingml/2006/wordprocessingDrawing" xmlns:w10="urn:schemas-microsoft-com:office:word" xmlns:w="http://schemas.openxmlformats.org/wordprocessingml/2006/main" xmlns:w14="http://schemas.microsoft.com/office/word/2010/wordml" xmlns:w15="http://schemas.microsoft.com/office/word/2012/wordml" xmlns:w16cex="http://schemas.microsoft.com/office/word/2018/wordml/cex" xmlns:w16cid="http://schemas.microsoft.com/office/word/2016/wordml/cid" xmlns:w16="http://schemas.microsoft.com/office/word/2018/wordml" xmlns:w16du="http://schemas.microsoft.com/office/word/2023/wordml/word16du" xmlns:w16sdtdh="http://schemas.microsoft.com/office/word/2020/wordml/sdtdatahash" xmlns:w16sdtfl="http://schemas.microsoft.com/office/word/2024/wordml/sdtformatlock" xmlns:w16se="http://schemas.microsoft.com/office/word/2015/wordml/symex" xmlns:wpg="http://schemas.microsoft.com/office/word/2010/wordprocessingGroup" xmlns:wpi="http://schemas.microsoft.com/office/word/2010/wordprocessingInk" xmlns:wne="http://schemas.microsoft.com/office/word/2006/wordml" xmlns:wps="http://schemas.microsoft.com/office/word/2010/wordprocessingShape" mc:Ignorable="w14 w15 w16se w16cid w16 w16cex w16sdtdh w16sdtfl w16du wp14">
   <w:p>
     <w:pPr>
       <w:pStyle w:val="Rodap"/>
@@ -764,6 +786,9 @@
 <w:footnotes xmlns:wpc="http://schemas.microsoft.com/office/word/2010/wordprocessingCanvas" xmlns:cx="http://schemas.microsoft.com/office/drawing/2014/chartex" xmlns:cx1="http://schemas.microsoft.com/office/drawing/2015/9/8/chartex" xmlns:cx2="http://schemas.microsoft.com/office/drawing/2015/10/21/chartex" xmlns:cx3="http://schemas.microsoft.com/office/drawing/2016/5/9/chartex" xmlns:cx4="http://schemas.microsoft.com/office/drawing/2016/5/10/chartex" xmlns:cx5="http://schemas.microsoft.com/office/drawing/2016/5/11/chartex" xmlns:cx6="http://schemas.microsoft.com/office/drawing/2016/5/12/chartex" xmlns:cx7="http://schemas.microsoft.com/office/drawing/2016/5/13/chartex" xmlns:cx8="http://schemas.microsoft.com/office/drawing/2016/5/14/chartex" xmlns:mc="http://schemas.openxmlformats.org/markup-compatibility/2006" xmlns:aink="http://schemas.microsoft.com/office/drawing/2016/ink" xmlns:am3d="http://schemas.microsoft.com/office/drawing/2017/model3d" xmlns:o="urn:schemas-microsoft-com:office:office" xmlns:oel="http://schemas.microsoft.com/office/2019/extlst" xmlns:r="http://schemas.openxmlformats.org/officeDocument/2006/relationships" xmlns:m="http://schemas.openxmlformats.org/officeDocument/2006/math" xmlns:v="urn:schemas-microsoft-com:vml" xmlns:wp14="http://schemas.microsoft.com/office/word/2010/wordprocessingDrawing" xmlns:wp="http://schemas.openxmlformats.org/drawingml/2006/wordprocessingDrawing" xmlns:w10="urn:schemas-microsoft-com:office:word" xmlns:w="http://schemas.openxmlformats.org/wordprocessingml/2006/main" xmlns:w14="http://schemas.microsoft.com/office/word/2010/wordml" xmlns:w15="http://schemas.microsoft.com/office/word/2012/wordml" xmlns:w16cex="http://schemas.microsoft.com/office/word/2018/wordml/cex" xmlns:w16cid="http://schemas.microsoft.com/office/word/2016/wordml/cid" xmlns:w16="http://schemas.microsoft.com/office/word/2018/wordml" xmlns:w16du="http://schemas.microsoft.com/office/word/2023/wordml/word16du" xmlns:w16sdtdh="http://schemas.microsoft.com/office/word/2020/wordml/sdtdatahash" xmlns:w16sdtfl="http://schemas.microsoft.com/office/word/2024/wordml/sdtformatlock" xmlns:w16se="http://schemas.microsoft.com/office/word/2015/wordml/symex" xmlns:wpg="http://schemas.microsoft.com/office/word/2010/wordprocessingGroup" xmlns:wpi="http://schemas.microsoft.com/office/word/2010/wordprocessingInk" xmlns:wne="http://schemas.microsoft.com/office/word/2006/wordml" xmlns:wps="http://schemas.microsoft.com/office/word/2010/wordprocessingShape" mc:Ignorable="w14 w15 w16se w16cid w16 w16cex w16sdtdh w16sdtfl w16du wp14">
   <w:footnote w:type="separator" w:id="-1">
     <w:p>
+      <w:pPr>
+        <w:spacing w:after="0" w:line="240" w:lineRule="auto"/>
+      </w:pPr>
       <w:r>
         <w:separator/>
       </w:r>
@@ -771,6 +796,9 @@
   </w:footnote>
   <w:footnote w:type="continuationSeparator" w:id="0">
     <w:p>
+      <w:pPr>
+        <w:spacing w:after="0" w:line="240" w:lineRule="auto"/>
+      </w:pPr>
       <w:r>
         <w:continuationSeparator/>
       </w:r>
@@ -779,260 +807,91 @@
 </w:footnotes>
 </file>
 
-<file path=word/numbering.xml><?xml version="1.0" encoding="utf-8"?>
-<w:numbering xmlns:wpc="http://schemas.microsoft.com/office/word/2010/wordprocessingCanvas" xmlns:cx="http://schemas.microsoft.com/office/drawing/2014/chartex" xmlns:cx1="http://schemas.microsoft.com/office/drawing/2015/9/8/chartex" xmlns:cx2="http://schemas.microsoft.com/office/drawing/2015/10/21/chartex" xmlns:cx3="http://schemas.microsoft.com/office/drawing/2016/5/9/chartex" xmlns:cx4="http://schemas.microsoft.com/office/drawing/2016/5/10/chartex" xmlns:cx5="http://schemas.microsoft.com/office/drawing/2016/5/11/chartex" xmlns:cx6="http://schemas.microsoft.com/office/drawing/2016/5/12/chartex" xmlns:cx7="http://schemas.microsoft.com/office/drawing/2016/5/13/chartex" xmlns:cx8="http://schemas.microsoft.com/office/drawing/2016/5/14/chartex" xmlns:mc="http://schemas.openxmlformats.org/markup-compatibility/2006" xmlns:aink="http://schemas.microsoft.com/office/drawing/2016/ink" xmlns:am3d="http://schemas.microsoft.com/office/drawing/2017/model3d" xmlns:o="urn:schemas-microsoft-com:office:office" xmlns:oel="http://schemas.microsoft.com/office/2019/extlst" xmlns:r="http://schemas.openxmlformats.org/officeDocument/2006/relationships" xmlns:m="http://schemas.openxmlformats.org/officeDocument/2006/math" xmlns:v="urn:schemas-microsoft-com:vml" xmlns:wp14="http://schemas.microsoft.com/office/word/2010/wordprocessingDrawing" xmlns:wp="http://schemas.openxmlformats.org/drawingml/2006/wordprocessingDrawing" xmlns:w10="urn:schemas-microsoft-com:office:word" xmlns:w="http://schemas.openxmlformats.org/wordprocessingml/2006/main" xmlns:w14="http://schemas.microsoft.com/office/word/2010/wordml" xmlns:w15="http://schemas.microsoft.com/office/word/2012/wordml" xmlns:w16cex="http://schemas.microsoft.com/office/word/2018/wordml/cex" xmlns:w16cid="http://schemas.microsoft.com/office/word/2016/wordml/cid" xmlns:w16="http://schemas.microsoft.com/office/word/2018/wordml" xmlns:w16du="http://schemas.microsoft.com/office/word/2023/wordml/word16du" xmlns:w16sdtdh="http://schemas.microsoft.com/office/word/2020/wordml/sdtdatahash" xmlns:w16sdtfl="http://schemas.microsoft.com/office/word/2024/wordml/sdtformatlock" xmlns:w16se="http://schemas.microsoft.com/office/word/2015/wordml/symex" xmlns:wpg="http://schemas.microsoft.com/office/word/2010/wordprocessingGroup" xmlns:wpi="http://schemas.microsoft.com/office/word/2010/wordprocessingInk" xmlns:wne="http://schemas.microsoft.com/office/word/2006/wordml" xmlns:wps="http://schemas.microsoft.com/office/word/2010/wordprocessingShape" mc:Ignorable="w14 w15 w16se w16cid w16 w16cex w16sdtdh w16sdtfl w16du wp14">
-  <w:abstractNum w:abstractNumId="0" w15:restartNumberingAfterBreak="0">
-    <w:nsid w:val="00000001"/>
-    <w:multiLevelType w:val="multilevel"/>
-    <w:tmpl w:val="00000001"/>
-    <w:name w:val="Numeração 4"/>
-    <w:lvl w:ilvl="0">
-      <w:start w:val="1"/>
-      <w:numFmt w:val="upperRoman"/>
-      <w:suff w:val="space"/>
-      <w:lvlText w:val="%1."/>
-      <w:lvlJc w:val="left"/>
-      <w:pPr>
-        <w:tabs>
-          <w:tab w:val="num" w:pos="0"/>
-        </w:tabs>
-        <w:ind w:left="283" w:hanging="283"/>
-      </w:pPr>
-    </w:lvl>
-    <w:lvl w:ilvl="1">
-      <w:start w:val="2"/>
-      <w:numFmt w:val="upperRoman"/>
-      <w:suff w:val="space"/>
-      <w:lvlText w:val="%2."/>
-      <w:lvlJc w:val="left"/>
-      <w:pPr>
-        <w:tabs>
-          <w:tab w:val="num" w:pos="0"/>
-        </w:tabs>
-        <w:ind w:left="567" w:hanging="283"/>
-      </w:pPr>
-    </w:lvl>
-    <w:lvl w:ilvl="2">
-      <w:start w:val="3"/>
-      <w:numFmt w:val="upperRoman"/>
-      <w:suff w:val="space"/>
-      <w:lvlText w:val="%3."/>
-      <w:lvlJc w:val="left"/>
-      <w:pPr>
-        <w:tabs>
-          <w:tab w:val="num" w:pos="0"/>
-        </w:tabs>
-        <w:ind w:left="850" w:hanging="283"/>
-      </w:pPr>
-    </w:lvl>
-    <w:lvl w:ilvl="3">
-      <w:start w:val="4"/>
-      <w:numFmt w:val="upperRoman"/>
-      <w:suff w:val="space"/>
-      <w:lvlText w:val="%4."/>
-      <w:lvlJc w:val="left"/>
-      <w:pPr>
-        <w:tabs>
-          <w:tab w:val="num" w:pos="0"/>
-        </w:tabs>
-        <w:ind w:left="1134" w:hanging="283"/>
-      </w:pPr>
-    </w:lvl>
-    <w:lvl w:ilvl="4">
-      <w:start w:val="5"/>
-      <w:numFmt w:val="upperRoman"/>
-      <w:suff w:val="space"/>
-      <w:lvlText w:val="%5."/>
-      <w:lvlJc w:val="left"/>
-      <w:pPr>
-        <w:tabs>
-          <w:tab w:val="num" w:pos="0"/>
-        </w:tabs>
-        <w:ind w:left="1417" w:hanging="283"/>
-      </w:pPr>
-    </w:lvl>
-    <w:lvl w:ilvl="5">
-      <w:start w:val="6"/>
-      <w:numFmt w:val="upperRoman"/>
-      <w:suff w:val="space"/>
-      <w:lvlText w:val="%6."/>
-      <w:lvlJc w:val="left"/>
-      <w:pPr>
-        <w:tabs>
-          <w:tab w:val="num" w:pos="0"/>
-        </w:tabs>
-        <w:ind w:left="1701" w:hanging="283"/>
-      </w:pPr>
-    </w:lvl>
-    <w:lvl w:ilvl="6">
-      <w:start w:val="7"/>
-      <w:numFmt w:val="upperRoman"/>
-      <w:suff w:val="space"/>
-      <w:lvlText w:val="%7."/>
-      <w:lvlJc w:val="left"/>
-      <w:pPr>
-        <w:tabs>
-          <w:tab w:val="num" w:pos="0"/>
-        </w:tabs>
-        <w:ind w:left="1984" w:hanging="283"/>
-      </w:pPr>
-    </w:lvl>
-    <w:lvl w:ilvl="7">
-      <w:start w:val="8"/>
-      <w:numFmt w:val="upperRoman"/>
-      <w:suff w:val="space"/>
-      <w:lvlText w:val="%8."/>
-      <w:lvlJc w:val="left"/>
-      <w:pPr>
-        <w:tabs>
-          <w:tab w:val="num" w:pos="0"/>
-        </w:tabs>
-        <w:ind w:left="2268" w:hanging="283"/>
-      </w:pPr>
-    </w:lvl>
-    <w:lvl w:ilvl="8">
-      <w:start w:val="9"/>
-      <w:numFmt w:val="upperRoman"/>
-      <w:suff w:val="space"/>
-      <w:lvlText w:val="%9."/>
-      <w:lvlJc w:val="left"/>
-      <w:pPr>
-        <w:tabs>
-          <w:tab w:val="num" w:pos="0"/>
-        </w:tabs>
-        <w:ind w:left="2551" w:hanging="283"/>
-      </w:pPr>
-    </w:lvl>
-  </w:abstractNum>
-  <w:abstractNum w:abstractNumId="1" w15:restartNumberingAfterBreak="0">
-    <w:nsid w:val="00000002"/>
-    <w:multiLevelType w:val="multilevel"/>
-    <w:tmpl w:val="00000002"/>
-    <w:lvl w:ilvl="0">
-      <w:start w:val="1"/>
-      <w:numFmt w:val="none"/>
-      <w:suff w:val="nothing"/>
-      <w:lvlText w:val=""/>
-      <w:lvlJc w:val="left"/>
-      <w:pPr>
-        <w:tabs>
-          <w:tab w:val="num" w:pos="432"/>
-        </w:tabs>
-        <w:ind w:left="432" w:hanging="432"/>
-      </w:pPr>
-    </w:lvl>
-    <w:lvl w:ilvl="1">
-      <w:start w:val="1"/>
-      <w:numFmt w:val="none"/>
-      <w:suff w:val="nothing"/>
-      <w:lvlText w:val=""/>
-      <w:lvlJc w:val="left"/>
-      <w:pPr>
-        <w:tabs>
-          <w:tab w:val="num" w:pos="576"/>
-        </w:tabs>
-        <w:ind w:left="576" w:hanging="576"/>
-      </w:pPr>
-    </w:lvl>
-    <w:lvl w:ilvl="2">
-      <w:start w:val="1"/>
-      <w:numFmt w:val="none"/>
-      <w:suff w:val="nothing"/>
-      <w:lvlText w:val=""/>
-      <w:lvlJc w:val="left"/>
-      <w:pPr>
-        <w:tabs>
-          <w:tab w:val="num" w:pos="720"/>
-        </w:tabs>
-        <w:ind w:left="720" w:hanging="720"/>
-      </w:pPr>
-    </w:lvl>
-    <w:lvl w:ilvl="3">
-      <w:start w:val="1"/>
-      <w:numFmt w:val="none"/>
-      <w:suff w:val="nothing"/>
-      <w:lvlText w:val=""/>
-      <w:lvlJc w:val="left"/>
-      <w:pPr>
-        <w:tabs>
-          <w:tab w:val="num" w:pos="864"/>
-        </w:tabs>
-        <w:ind w:left="864" w:hanging="864"/>
-      </w:pPr>
-    </w:lvl>
-    <w:lvl w:ilvl="4">
-      <w:start w:val="1"/>
-      <w:numFmt w:val="none"/>
-      <w:suff w:val="nothing"/>
-      <w:lvlText w:val=""/>
-      <w:lvlJc w:val="left"/>
-      <w:pPr>
-        <w:tabs>
-          <w:tab w:val="num" w:pos="1008"/>
-        </w:tabs>
-        <w:ind w:left="1008" w:hanging="1008"/>
-      </w:pPr>
-    </w:lvl>
-    <w:lvl w:ilvl="5">
-      <w:start w:val="1"/>
-      <w:numFmt w:val="none"/>
-      <w:suff w:val="nothing"/>
-      <w:lvlText w:val=""/>
-      <w:lvlJc w:val="left"/>
-      <w:pPr>
-        <w:tabs>
-          <w:tab w:val="num" w:pos="1152"/>
-        </w:tabs>
-        <w:ind w:left="1152" w:hanging="1152"/>
-      </w:pPr>
-    </w:lvl>
-    <w:lvl w:ilvl="6">
-      <w:start w:val="1"/>
-      <w:numFmt w:val="none"/>
-      <w:suff w:val="nothing"/>
-      <w:lvlText w:val=""/>
-      <w:lvlJc w:val="left"/>
-      <w:pPr>
-        <w:tabs>
-          <w:tab w:val="num" w:pos="1296"/>
-        </w:tabs>
-        <w:ind w:left="1296" w:hanging="1296"/>
-      </w:pPr>
-    </w:lvl>
-    <w:lvl w:ilvl="7">
-      <w:start w:val="1"/>
-      <w:numFmt w:val="none"/>
-      <w:suff w:val="nothing"/>
-      <w:lvlText w:val=""/>
-      <w:lvlJc w:val="left"/>
-      <w:pPr>
-        <w:tabs>
-          <w:tab w:val="num" w:pos="1440"/>
-        </w:tabs>
-        <w:ind w:left="1440" w:hanging="1440"/>
-      </w:pPr>
-    </w:lvl>
-    <w:lvl w:ilvl="8">
-      <w:start w:val="1"/>
-      <w:numFmt w:val="none"/>
-      <w:suff w:val="nothing"/>
-      <w:lvlText w:val=""/>
-      <w:lvlJc w:val="left"/>
-      <w:pPr>
-        <w:tabs>
-          <w:tab w:val="num" w:pos="1584"/>
-        </w:tabs>
-        <w:ind w:left="1584" w:hanging="1584"/>
-      </w:pPr>
-    </w:lvl>
-  </w:abstractNum>
-  <w:num w:numId="1" w16cid:durableId="1641031734">
-    <w:abstractNumId w:val="0"/>
-  </w:num>
-  <w:num w:numId="2" w16cid:durableId="1745838003">
-    <w:abstractNumId w:val="1"/>
-  </w:num>
-</w:numbering>
+<file path=word/header1.xml><?xml version="1.0" encoding="utf-8"?>
+<w:hdr xmlns:wpc="http://schemas.microsoft.com/office/word/2010/wordprocessingCanvas" xmlns:cx="http://schemas.microsoft.com/office/drawing/2014/chartex" xmlns:cx1="http://schemas.microsoft.com/office/drawing/2015/9/8/chartex" xmlns:cx2="http://schemas.microsoft.com/office/drawing/2015/10/21/chartex" xmlns:cx3="http://schemas.microsoft.com/office/drawing/2016/5/9/chartex" xmlns:cx4="http://schemas.microsoft.com/office/drawing/2016/5/10/chartex" xmlns:cx5="http://schemas.microsoft.com/office/drawing/2016/5/11/chartex" xmlns:cx6="http://schemas.microsoft.com/office/drawing/2016/5/12/chartex" xmlns:cx7="http://schemas.microsoft.com/office/drawing/2016/5/13/chartex" xmlns:cx8="http://schemas.microsoft.com/office/drawing/2016/5/14/chartex" xmlns:mc="http://schemas.openxmlformats.org/markup-compatibility/2006" xmlns:aink="http://schemas.microsoft.com/office/drawing/2016/ink" xmlns:am3d="http://schemas.microsoft.com/office/drawing/2017/model3d" xmlns:o="urn:schemas-microsoft-com:office:office" xmlns:oel="http://schemas.microsoft.com/office/2019/extlst" xmlns:r="http://schemas.openxmlformats.org/officeDocument/2006/relationships" xmlns:m="http://schemas.openxmlformats.org/officeDocument/2006/math" xmlns:v="urn:schemas-microsoft-com:vml" xmlns:wp14="http://schemas.microsoft.com/office/word/2010/wordprocessingDrawing" xmlns:wp="http://schemas.openxmlformats.org/drawingml/2006/wordprocessingDrawing" xmlns:w10="urn:schemas-microsoft-com:office:word" xmlns:w="http://schemas.openxmlformats.org/wordprocessingml/2006/main" xmlns:w14="http://schemas.microsoft.com/office/word/2010/wordml" xmlns:w15="http://schemas.microsoft.com/office/word/2012/wordml" xmlns:w16cex="http://schemas.microsoft.com/office/word/2018/wordml/cex" xmlns:w16cid="http://schemas.microsoft.com/office/word/2016/wordml/cid" xmlns:w16="http://schemas.microsoft.com/office/word/2018/wordml" xmlns:w16du="http://schemas.microsoft.com/office/word/2023/wordml/word16du" xmlns:w16sdtdh="http://schemas.microsoft.com/office/word/2020/wordml/sdtdatahash" xmlns:w16sdtfl="http://schemas.microsoft.com/office/word/2024/wordml/sdtformatlock" xmlns:w16se="http://schemas.microsoft.com/office/word/2015/wordml/symex" xmlns:wpg="http://schemas.microsoft.com/office/word/2010/wordprocessingGroup" xmlns:wpi="http://schemas.microsoft.com/office/word/2010/wordprocessingInk" xmlns:wne="http://schemas.microsoft.com/office/word/2006/wordml" xmlns:wps="http://schemas.microsoft.com/office/word/2010/wordprocessingShape" mc:Ignorable="w14 w15 w16se w16cid w16 w16cex w16sdtdh w16sdtfl w16du wp14">
+  <w:p>
+    <w:pPr>
+      <w:pStyle w:val="Cabealho"/>
+    </w:pPr>
+  </w:p>
+</w:hdr>
+</file>
+
+<file path=word/header2.xml><?xml version="1.0" encoding="utf-8"?>
+<w:hdr xmlns:wpc="http://schemas.microsoft.com/office/word/2010/wordprocessingCanvas" xmlns:cx="http://schemas.microsoft.com/office/drawing/2014/chartex" xmlns:cx1="http://schemas.microsoft.com/office/drawing/2015/9/8/chartex" xmlns:cx2="http://schemas.microsoft.com/office/drawing/2015/10/21/chartex" xmlns:cx3="http://schemas.microsoft.com/office/drawing/2016/5/9/chartex" xmlns:cx4="http://schemas.microsoft.com/office/drawing/2016/5/10/chartex" xmlns:cx5="http://schemas.microsoft.com/office/drawing/2016/5/11/chartex" xmlns:cx6="http://schemas.microsoft.com/office/drawing/2016/5/12/chartex" xmlns:cx7="http://schemas.microsoft.com/office/drawing/2016/5/13/chartex" xmlns:cx8="http://schemas.microsoft.com/office/drawing/2016/5/14/chartex" xmlns:mc="http://schemas.openxmlformats.org/markup-compatibility/2006" xmlns:aink="http://schemas.microsoft.com/office/drawing/2016/ink" xmlns:am3d="http://schemas.microsoft.com/office/drawing/2017/model3d" xmlns:o="urn:schemas-microsoft-com:office:office" xmlns:oel="http://schemas.microsoft.com/office/2019/extlst" xmlns:r="http://schemas.openxmlformats.org/officeDocument/2006/relationships" xmlns:m="http://schemas.openxmlformats.org/officeDocument/2006/math" xmlns:v="urn:schemas-microsoft-com:vml" xmlns:wp14="http://schemas.microsoft.com/office/word/2010/wordprocessingDrawing" xmlns:wp="http://schemas.openxmlformats.org/drawingml/2006/wordprocessingDrawing" xmlns:w10="urn:schemas-microsoft-com:office:word" xmlns:w="http://schemas.openxmlformats.org/wordprocessingml/2006/main" xmlns:w14="http://schemas.microsoft.com/office/word/2010/wordml" xmlns:w15="http://schemas.microsoft.com/office/word/2012/wordml" xmlns:w16cex="http://schemas.microsoft.com/office/word/2018/wordml/cex" xmlns:w16cid="http://schemas.microsoft.com/office/word/2016/wordml/cid" xmlns:w16="http://schemas.microsoft.com/office/word/2018/wordml" xmlns:w16du="http://schemas.microsoft.com/office/word/2023/wordml/word16du" xmlns:w16sdtdh="http://schemas.microsoft.com/office/word/2020/wordml/sdtdatahash" xmlns:w16sdtfl="http://schemas.microsoft.com/office/word/2024/wordml/sdtformatlock" xmlns:w16se="http://schemas.microsoft.com/office/word/2015/wordml/symex" xmlns:wpg="http://schemas.microsoft.com/office/word/2010/wordprocessingGroup" xmlns:wpi="http://schemas.microsoft.com/office/word/2010/wordprocessingInk" xmlns:wne="http://schemas.microsoft.com/office/word/2006/wordml" xmlns:wps="http://schemas.microsoft.com/office/word/2010/wordprocessingShape" mc:Ignorable="w14 w15 w16se w16cid w16 w16cex w16sdtdh w16sdtfl w16du wp14">
+  <w:p>
+    <w:pPr>
+      <w:pStyle w:val="Cabealho"/>
+    </w:pPr>
+    <w:r>
+      <w:rPr>
+        <w:noProof/>
+        <w:lang w:eastAsia="pt-BR"/>
+      </w:rPr>
+      <w:drawing>
+        <wp:inline distT="0" distB="0" distL="0" distR="0" wp14:anchorId="0BCEA439" wp14:editId="117EC872">
+          <wp:extent cx="2499851" cy="622322"/>
+          <wp:effectExtent l="0" t="0" r="0" b="6350"/>
+          <wp:docPr id="4" name="Imagem 4"/>
+          <wp:cNvGraphicFramePr>
+            <a:graphicFrameLocks xmlns:a="http://schemas.openxmlformats.org/drawingml/2006/main" noChangeAspect="1"/>
+          </wp:cNvGraphicFramePr>
+          <a:graphic xmlns:a="http://schemas.openxmlformats.org/drawingml/2006/main">
+            <a:graphicData uri="http://schemas.openxmlformats.org/drawingml/2006/picture">
+              <pic:pic xmlns:pic="http://schemas.openxmlformats.org/drawingml/2006/picture">
+                <pic:nvPicPr>
+                  <pic:cNvPr id="1" name="logo_urano_2024.png"/>
+                  <pic:cNvPicPr/>
+                </pic:nvPicPr>
+                <pic:blipFill rotWithShape="1">
+                  <a:blip r:embed="rId1">
+                    <a:extLst>
+                      <a:ext uri="{28A0092B-C50C-407E-A947-70E740481C1C}">
+                        <a14:useLocalDpi xmlns:a14="http://schemas.microsoft.com/office/drawing/2010/main" val="0"/>
+                      </a:ext>
+                    </a:extLst>
+                  </a:blip>
+                  <a:srcRect b="28624"/>
+                  <a:stretch/>
+                </pic:blipFill>
+                <pic:spPr bwMode="auto">
+                  <a:xfrm>
+                    <a:off x="0" y="0"/>
+                    <a:ext cx="2589923" cy="644745"/>
+                  </a:xfrm>
+                  <a:prstGeom prst="rect">
+                    <a:avLst/>
+                  </a:prstGeom>
+                  <a:ln>
+                    <a:noFill/>
+                  </a:ln>
+                  <a:extLst>
+                    <a:ext uri="{53640926-AAD7-44D8-BBD7-CCE9431645EC}">
+                      <a14:shadowObscured xmlns:a14="http://schemas.microsoft.com/office/drawing/2010/main"/>
+                    </a:ext>
+                  </a:extLst>
+                </pic:spPr>
+              </pic:pic>
+            </a:graphicData>
+          </a:graphic>
+        </wp:inline>
+      </w:drawing>
+    </w:r>
+    <w:r>
+      <w:t xml:space="preserve">               </w:t>
+    </w:r>
+  </w:p>
+</w:hdr>
+</file>
+
+<file path=word/header3.xml><?xml version="1.0" encoding="utf-8"?>
+<w:hdr xmlns:wpc="http://schemas.microsoft.com/office/word/2010/wordprocessingCanvas" xmlns:cx="http://schemas.microsoft.com/office/drawing/2014/chartex" xmlns:cx1="http://schemas.microsoft.com/office/drawing/2015/9/8/chartex" xmlns:cx2="http://schemas.microsoft.com/office/drawing/2015/10/21/chartex" xmlns:cx3="http://schemas.microsoft.com/office/drawing/2016/5/9/chartex" xmlns:cx4="http://schemas.microsoft.com/office/drawing/2016/5/10/chartex" xmlns:cx5="http://schemas.microsoft.com/office/drawing/2016/5/11/chartex" xmlns:cx6="http://schemas.microsoft.com/office/drawing/2016/5/12/chartex" xmlns:cx7="http://schemas.microsoft.com/office/drawing/2016/5/13/chartex" xmlns:cx8="http://schemas.microsoft.com/office/drawing/2016/5/14/chartex" xmlns:mc="http://schemas.openxmlformats.org/markup-compatibility/2006" xmlns:aink="http://schemas.microsoft.com/office/drawing/2016/ink" xmlns:am3d="http://schemas.microsoft.com/office/drawing/2017/model3d" xmlns:o="urn:schemas-microsoft-com:office:office" xmlns:oel="http://schemas.microsoft.com/office/2019/extlst" xmlns:r="http://schemas.openxmlformats.org/officeDocument/2006/relationships" xmlns:m="http://schemas.openxmlformats.org/officeDocument/2006/math" xmlns:v="urn:schemas-microsoft-com:vml" xmlns:wp14="http://schemas.microsoft.com/office/word/2010/wordprocessingDrawing" xmlns:wp="http://schemas.openxmlformats.org/drawingml/2006/wordprocessingDrawing" xmlns:w10="urn:schemas-microsoft-com:office:word" xmlns:w="http://schemas.openxmlformats.org/wordprocessingml/2006/main" xmlns:w14="http://schemas.microsoft.com/office/word/2010/wordml" xmlns:w15="http://schemas.microsoft.com/office/word/2012/wordml" xmlns:w16cex="http://schemas.microsoft.com/office/word/2018/wordml/cex" xmlns:w16cid="http://schemas.microsoft.com/office/word/2016/wordml/cid" xmlns:w16="http://schemas.microsoft.com/office/word/2018/wordml" xmlns:w16du="http://schemas.microsoft.com/office/word/2023/wordml/word16du" xmlns:w16sdtdh="http://schemas.microsoft.com/office/word/2020/wordml/sdtdatahash" xmlns:w16sdtfl="http://schemas.microsoft.com/office/word/2024/wordml/sdtformatlock" xmlns:w16se="http://schemas.microsoft.com/office/word/2015/wordml/symex" xmlns:wpg="http://schemas.microsoft.com/office/word/2010/wordprocessingGroup" xmlns:wpi="http://schemas.microsoft.com/office/word/2010/wordprocessingInk" xmlns:wne="http://schemas.microsoft.com/office/word/2006/wordml" xmlns:wps="http://schemas.microsoft.com/office/word/2010/wordprocessingShape" mc:Ignorable="w14 w15 w16se w16cid w16 w16cex w16sdtdh w16sdtfl w16du wp14">
+  <w:p>
+    <w:pPr>
+      <w:pStyle w:val="Cabealho"/>
+    </w:pPr>
+  </w:p>
+</w:hdr>
 </file>
 
 <file path=word/styles.xml><?xml version="1.0" encoding="utf-8"?>
@@ -1040,11 +899,17 @@
   <w:docDefaults>
     <w:rPrDefault>
       <w:rPr>
-        <w:rFonts w:ascii="Times New Roman" w:eastAsia="Times New Roman" w:hAnsi="Times New Roman" w:cs="Times New Roman"/>
-        <w:lang w:val="pt-BR" w:eastAsia="pt-BR" w:bidi="ar-SA"/>
+        <w:rFonts w:asciiTheme="minorHAnsi" w:eastAsiaTheme="minorHAnsi" w:hAnsiTheme="minorHAnsi" w:cstheme="minorBidi"/>
+        <w:sz w:val="22"/>
+        <w:szCs w:val="22"/>
+        <w:lang w:val="pt-BR" w:eastAsia="en-US" w:bidi="ar-SA"/>
       </w:rPr>
     </w:rPrDefault>
-    <w:pPrDefault/>
+    <w:pPrDefault>
+      <w:pPr>
+        <w:spacing w:after="160" w:line="259" w:lineRule="auto"/>
+      </w:pPr>
+    </w:pPrDefault>
   </w:docDefaults>
   <w:latentStyles w:defLockedState="0" w:defUIPriority="99" w:defSemiHidden="0" w:defUnhideWhenUsed="0" w:defQFormat="0" w:count="376">
     <w:lsdException w:name="Normal" w:uiPriority="0" w:qFormat="1"/>
@@ -1081,7 +946,7 @@
     <w:lsdException w:name="header" w:semiHidden="1" w:unhideWhenUsed="1"/>
     <w:lsdException w:name="footer" w:semiHidden="1" w:unhideWhenUsed="1"/>
     <w:lsdException w:name="index heading" w:semiHidden="1" w:unhideWhenUsed="1"/>
-    <w:lsdException w:name="caption" w:uiPriority="35" w:qFormat="1"/>
+    <w:lsdException w:name="caption" w:semiHidden="1" w:uiPriority="35" w:unhideWhenUsed="1" w:qFormat="1"/>
     <w:lsdException w:name="table of figures" w:semiHidden="1" w:unhideWhenUsed="1"/>
     <w:lsdException w:name="envelope address" w:semiHidden="1" w:unhideWhenUsed="1"/>
     <w:lsdException w:name="envelope return" w:semiHidden="1" w:unhideWhenUsed="1"/>
@@ -1427,76 +1292,11 @@
   <w:style w:type="paragraph" w:default="1" w:styleId="Normal">
     <w:name w:val="Normal"/>
     <w:qFormat/>
-    <w:pPr>
-      <w:widowControl w:val="0"/>
-      <w:suppressAutoHyphens/>
-    </w:pPr>
-    <w:rPr>
-      <w:rFonts w:ascii="Liberation Serif" w:eastAsia="SimSun" w:hAnsi="Liberation Serif" w:cs="Mangal"/>
-      <w:kern w:val="1"/>
-      <w:sz w:val="24"/>
-      <w:szCs w:val="24"/>
-      <w:lang w:eastAsia="zh-CN" w:bidi="hi-IN"/>
-    </w:rPr>
-  </w:style>
-  <w:style w:type="paragraph" w:styleId="Ttulo1">
-    <w:name w:val="heading 1"/>
-    <w:basedOn w:val="Normal"/>
-    <w:next w:val="Normal"/>
-    <w:link w:val="Ttulo1Char"/>
-    <w:uiPriority w:val="9"/>
-    <w:qFormat/>
-    <w:rsid w:val="00E31BFD"/>
-    <w:pPr>
-      <w:keepNext/>
-      <w:keepLines/>
-      <w:widowControl/>
-      <w:suppressAutoHyphens w:val="0"/>
-      <w:spacing w:before="480" w:line="276" w:lineRule="auto"/>
-      <w:outlineLvl w:val="0"/>
-    </w:pPr>
-    <w:rPr>
-      <w:rFonts w:ascii="Calibri" w:eastAsia="MS Gothic" w:hAnsi="Calibri" w:cs="Times New Roman"/>
-      <w:b/>
-      <w:bCs/>
-      <w:color w:val="365F91"/>
-      <w:kern w:val="0"/>
-      <w:sz w:val="28"/>
-      <w:szCs w:val="28"/>
-      <w:lang w:val="en-US" w:eastAsia="en-US" w:bidi="ar-SA"/>
-    </w:rPr>
-  </w:style>
-  <w:style w:type="paragraph" w:styleId="Ttulo2">
-    <w:name w:val="heading 2"/>
-    <w:basedOn w:val="Normal"/>
-    <w:next w:val="Normal"/>
-    <w:link w:val="Ttulo2Char"/>
-    <w:uiPriority w:val="9"/>
-    <w:unhideWhenUsed/>
-    <w:qFormat/>
-    <w:rsid w:val="00E31BFD"/>
-    <w:pPr>
-      <w:keepNext/>
-      <w:keepLines/>
-      <w:widowControl/>
-      <w:suppressAutoHyphens w:val="0"/>
-      <w:spacing w:before="200" w:line="276" w:lineRule="auto"/>
-      <w:outlineLvl w:val="1"/>
-    </w:pPr>
-    <w:rPr>
-      <w:rFonts w:ascii="Calibri" w:eastAsia="MS Gothic" w:hAnsi="Calibri" w:cs="Times New Roman"/>
-      <w:b/>
-      <w:bCs/>
-      <w:color w:val="4F81BD"/>
-      <w:kern w:val="0"/>
-      <w:sz w:val="26"/>
-      <w:szCs w:val="26"/>
-      <w:lang w:val="en-US" w:eastAsia="en-US" w:bidi="ar-SA"/>
-    </w:rPr>
   </w:style>
   <w:style w:type="character" w:default="1" w:styleId="Fontepargpadro">
     <w:name w:val="Default Paragraph Font"/>
     <w:uiPriority w:val="1"/>
+    <w:semiHidden/>
     <w:unhideWhenUsed/>
   </w:style>
   <w:style w:type="table" w:default="1" w:styleId="Tabelanormal">
@@ -1520,158 +1320,27 @@
     <w:semiHidden/>
     <w:unhideWhenUsed/>
   </w:style>
-  <w:style w:type="character" w:customStyle="1" w:styleId="Smbolosdenumerao">
-    <w:name w:val="Símbolos de numeração"/>
-  </w:style>
-  <w:style w:type="paragraph" w:customStyle="1" w:styleId="Ttulo10">
-    <w:name w:val="Título1"/>
-    <w:basedOn w:val="Normal"/>
-    <w:next w:val="Corpodetexto"/>
-    <w:pPr>
-      <w:keepNext/>
-      <w:spacing w:before="240" w:after="120"/>
-    </w:pPr>
-    <w:rPr>
-      <w:rFonts w:ascii="Liberation Sans" w:eastAsia="Microsoft YaHei" w:hAnsi="Liberation Sans"/>
-      <w:sz w:val="28"/>
-      <w:szCs w:val="28"/>
-    </w:rPr>
-  </w:style>
-  <w:style w:type="paragraph" w:styleId="Corpodetexto">
-    <w:name w:val="Body Text"/>
-    <w:basedOn w:val="Normal"/>
-    <w:pPr>
-      <w:spacing w:after="140" w:line="288" w:lineRule="auto"/>
-    </w:pPr>
-  </w:style>
-  <w:style w:type="paragraph" w:styleId="Lista">
-    <w:name w:val="List"/>
-    <w:basedOn w:val="Corpodetexto"/>
-  </w:style>
-  <w:style w:type="paragraph" w:styleId="Legenda">
-    <w:name w:val="caption"/>
-    <w:basedOn w:val="Normal"/>
-    <w:qFormat/>
-    <w:pPr>
-      <w:suppressLineNumbers/>
-      <w:spacing w:before="120" w:after="120"/>
-    </w:pPr>
-    <w:rPr>
-      <w:i/>
-      <w:iCs/>
-    </w:rPr>
-  </w:style>
-  <w:style w:type="paragraph" w:customStyle="1" w:styleId="ndice">
-    <w:name w:val="Índice"/>
-    <w:basedOn w:val="Normal"/>
-    <w:pPr>
-      <w:suppressLineNumbers/>
-    </w:pPr>
-  </w:style>
-  <w:style w:type="paragraph" w:customStyle="1" w:styleId="Semttulo1">
-    <w:name w:val="Sem título1"/>
-    <w:basedOn w:val="Assinatura"/>
-  </w:style>
-  <w:style w:type="paragraph" w:styleId="Assinatura">
-    <w:name w:val="Signature"/>
-    <w:basedOn w:val="Normal"/>
-    <w:pPr>
-      <w:suppressLineNumbers/>
-    </w:pPr>
-  </w:style>
-  <w:style w:type="paragraph" w:customStyle="1" w:styleId="Folhatimbrada">
-    <w:name w:val="Folha timbrada"/>
-    <w:basedOn w:val="Contedodalista"/>
-  </w:style>
-  <w:style w:type="paragraph" w:customStyle="1" w:styleId="Contedodalista">
-    <w:name w:val="Conteúdo da lista"/>
-    <w:basedOn w:val="Normal"/>
-    <w:pPr>
-      <w:ind w:left="567"/>
-    </w:pPr>
-  </w:style>
   <w:style w:type="paragraph" w:styleId="Cabealho">
     <w:name w:val="header"/>
     <w:basedOn w:val="Normal"/>
+    <w:link w:val="CabealhoChar"/>
+    <w:uiPriority w:val="99"/>
+    <w:unhideWhenUsed/>
+    <w:rsid w:val="00724A84"/>
     <w:pPr>
-      <w:suppressLineNumbers/>
       <w:tabs>
-        <w:tab w:val="center" w:pos="4819"/>
-        <w:tab w:val="right" w:pos="9638"/>
+        <w:tab w:val="center" w:pos="4252"/>
+        <w:tab w:val="right" w:pos="8504"/>
       </w:tabs>
+      <w:spacing w:after="0" w:line="240" w:lineRule="auto"/>
     </w:pPr>
   </w:style>
-  <w:style w:type="character" w:customStyle="1" w:styleId="Ttulo1Char">
-    <w:name w:val="Título 1 Char"/>
-    <w:link w:val="Ttulo1"/>
-    <w:uiPriority w:val="9"/>
-    <w:rsid w:val="00E31BFD"/>
-    <w:rPr>
-      <w:rFonts w:ascii="Calibri" w:eastAsia="MS Gothic" w:hAnsi="Calibri"/>
-      <w:b/>
-      <w:bCs/>
-      <w:color w:val="365F91"/>
-      <w:sz w:val="28"/>
-      <w:szCs w:val="28"/>
-      <w:lang w:val="en-US" w:eastAsia="en-US"/>
-    </w:rPr>
-  </w:style>
-  <w:style w:type="character" w:customStyle="1" w:styleId="Ttulo2Char">
-    <w:name w:val="Título 2 Char"/>
-    <w:link w:val="Ttulo2"/>
-    <w:uiPriority w:val="9"/>
-    <w:rsid w:val="00E31BFD"/>
-    <w:rPr>
-      <w:rFonts w:ascii="Calibri" w:eastAsia="MS Gothic" w:hAnsi="Calibri"/>
-      <w:b/>
-      <w:bCs/>
-      <w:color w:val="4F81BD"/>
-      <w:sz w:val="26"/>
-      <w:szCs w:val="26"/>
-      <w:lang w:val="en-US" w:eastAsia="en-US"/>
-    </w:rPr>
-  </w:style>
-  <w:style w:type="paragraph" w:styleId="Ttulo">
-    <w:name w:val="Title"/>
-    <w:basedOn w:val="Normal"/>
-    <w:next w:val="Normal"/>
-    <w:link w:val="TtuloChar"/>
-    <w:uiPriority w:val="10"/>
-    <w:qFormat/>
-    <w:rsid w:val="00E31BFD"/>
-    <w:pPr>
-      <w:widowControl/>
-      <w:pBdr>
-        <w:bottom w:val="single" w:sz="8" w:space="4" w:color="4F81BD"/>
-      </w:pBdr>
-      <w:suppressAutoHyphens w:val="0"/>
-      <w:spacing w:after="300"/>
-      <w:contextualSpacing/>
-    </w:pPr>
-    <w:rPr>
-      <w:rFonts w:ascii="Calibri" w:eastAsia="MS Gothic" w:hAnsi="Calibri" w:cs="Times New Roman"/>
-      <w:color w:val="17365D"/>
-      <w:spacing w:val="5"/>
-      <w:kern w:val="28"/>
-      <w:sz w:val="52"/>
-      <w:szCs w:val="52"/>
-      <w:lang w:val="en-US" w:eastAsia="en-US" w:bidi="ar-SA"/>
-    </w:rPr>
-  </w:style>
-  <w:style w:type="character" w:customStyle="1" w:styleId="TtuloChar">
-    <w:name w:val="Título Char"/>
-    <w:link w:val="Ttulo"/>
-    <w:uiPriority w:val="10"/>
-    <w:rsid w:val="00E31BFD"/>
-    <w:rPr>
-      <w:rFonts w:ascii="Calibri" w:eastAsia="MS Gothic" w:hAnsi="Calibri"/>
-      <w:color w:val="17365D"/>
-      <w:spacing w:val="5"/>
-      <w:kern w:val="28"/>
-      <w:sz w:val="52"/>
-      <w:szCs w:val="52"/>
-      <w:lang w:val="en-US" w:eastAsia="en-US"/>
-    </w:rPr>
+  <w:style w:type="character" w:customStyle="1" w:styleId="CabealhoChar">
+    <w:name w:val="Cabeçalho Char"/>
+    <w:basedOn w:val="Fontepargpadro"/>
+    <w:link w:val="Cabealho"/>
+    <w:uiPriority w:val="99"/>
+    <w:rsid w:val="00724A84"/>
   </w:style>
   <w:style w:type="paragraph" w:styleId="Rodap">
     <w:name w:val="footer"/>
@@ -1679,27 +1348,37 @@
     <w:link w:val="RodapChar"/>
     <w:uiPriority w:val="99"/>
     <w:unhideWhenUsed/>
-    <w:rsid w:val="00A35ACB"/>
+    <w:rsid w:val="00724A84"/>
     <w:pPr>
       <w:tabs>
         <w:tab w:val="center" w:pos="4252"/>
         <w:tab w:val="right" w:pos="8504"/>
       </w:tabs>
+      <w:spacing w:after="0" w:line="240" w:lineRule="auto"/>
     </w:pPr>
-    <w:rPr>
-      <w:szCs w:val="21"/>
-    </w:rPr>
   </w:style>
   <w:style w:type="character" w:customStyle="1" w:styleId="RodapChar">
     <w:name w:val="Rodapé Char"/>
+    <w:basedOn w:val="Fontepargpadro"/>
     <w:link w:val="Rodap"/>
     <w:uiPriority w:val="99"/>
-    <w:rsid w:val="00A35ACB"/>
+    <w:rsid w:val="00724A84"/>
+  </w:style>
+  <w:style w:type="paragraph" w:customStyle="1" w:styleId="Folhatimbrada">
+    <w:name w:val="Folha timbrada"/>
+    <w:basedOn w:val="Normal"/>
+    <w:rsid w:val="002C004E"/>
+    <w:pPr>
+      <w:widowControl w:val="0"/>
+      <w:suppressAutoHyphens/>
+      <w:spacing w:after="0" w:line="240" w:lineRule="auto"/>
+      <w:ind w:left="567"/>
+    </w:pPr>
     <w:rPr>
       <w:rFonts w:ascii="Liberation Serif" w:eastAsia="SimSun" w:hAnsi="Liberation Serif" w:cs="Mangal"/>
       <w:kern w:val="1"/>
       <w:sz w:val="24"/>
-      <w:szCs w:val="21"/>
+      <w:szCs w:val="24"/>
       <w:lang w:eastAsia="zh-CN" w:bidi="hi-IN"/>
     </w:rPr>
   </w:style>
@@ -1723,7 +1402,7 @@
         <a:srgbClr val="E7E6E6"/>
       </a:lt2>
       <a:accent1>
-        <a:srgbClr val="4472C4"/>
+        <a:srgbClr val="5B9BD5"/>
       </a:accent1>
       <a:accent2>
         <a:srgbClr val="ED7D31"/>
@@ -1735,7 +1414,7 @@
         <a:srgbClr val="FFC000"/>
       </a:accent4>
       <a:accent5>
-        <a:srgbClr val="5B9BD5"/>
+        <a:srgbClr val="4472C4"/>
       </a:accent5>
       <a:accent6>
         <a:srgbClr val="70AD47"/>
@@ -1782,23 +1461,6 @@
         <a:font script="Viet" typeface="Times New Roman"/>
         <a:font script="Uigh" typeface="Microsoft Uighur"/>
         <a:font script="Geor" typeface="Sylfaen"/>
-        <a:font script="Armn" typeface="Arial"/>
-        <a:font script="Bugi" typeface="Leelawadee UI"/>
-        <a:font script="Bopo" typeface="Microsoft JhengHei"/>
-        <a:font script="Java" typeface="Javanese Text"/>
-        <a:font script="Lisu" typeface="Segoe UI"/>
-        <a:font script="Mymr" typeface="Myanmar Text"/>
-        <a:font script="Nkoo" typeface="Ebrima"/>
-        <a:font script="Olck" typeface="Nirmala UI"/>
-        <a:font script="Osma" typeface="Ebrima"/>
-        <a:font script="Phag" typeface="Phagspa"/>
-        <a:font script="Syrn" typeface="Estrangelo Edessa"/>
-        <a:font script="Syrj" typeface="Estrangelo Edessa"/>
-        <a:font script="Syre" typeface="Estrangelo Edessa"/>
-        <a:font script="Sora" typeface="Nirmala UI"/>
-        <a:font script="Tale" typeface="Microsoft Tai Le"/>
-        <a:font script="Talu" typeface="Microsoft New Tai Lue"/>
-        <a:font script="Tfng" typeface="Ebrima"/>
       </a:majorFont>
       <a:minorFont>
         <a:latin typeface="Calibri" panose="020F0502020204030204"/>
@@ -1834,23 +1496,6 @@
         <a:font script="Viet" typeface="Arial"/>
         <a:font script="Uigh" typeface="Microsoft Uighur"/>
         <a:font script="Geor" typeface="Sylfaen"/>
-        <a:font script="Armn" typeface="Arial"/>
-        <a:font script="Bugi" typeface="Leelawadee UI"/>
-        <a:font script="Bopo" typeface="Microsoft JhengHei"/>
-        <a:font script="Java" typeface="Javanese Text"/>
-        <a:font script="Lisu" typeface="Segoe UI"/>
-        <a:font script="Mymr" typeface="Myanmar Text"/>
-        <a:font script="Nkoo" typeface="Ebrima"/>
-        <a:font script="Olck" typeface="Nirmala UI"/>
-        <a:font script="Osma" typeface="Ebrima"/>
-        <a:font script="Phag" typeface="Phagspa"/>
-        <a:font script="Syrn" typeface="Estrangelo Edessa"/>
-        <a:font script="Syrj" typeface="Estrangelo Edessa"/>
-        <a:font script="Syre" typeface="Estrangelo Edessa"/>
-        <a:font script="Sora" typeface="Nirmala UI"/>
-        <a:font script="Tale" typeface="Microsoft Tai Le"/>
-        <a:font script="Talu" typeface="Microsoft New Tai Lue"/>
-        <a:font script="Tfng" typeface="Ebrima"/>
       </a:minorFont>
     </a:fontScheme>
     <a:fmtScheme name="Office">
